--- a/Documents/Taller_4_Experimentos.docx
+++ b/Documents/Taller_4_Experimentos.docx
@@ -169,21 +169,7 @@
             <w:rStyle w:val="Hyperlink"/>
             <w:lang w:val="es-419"/>
           </w:rPr>
-          <w:t>https://www.umass.edu/pr</w:t>
-        </w:r>
-        <w:r>
-          <w:rPr>
-            <w:rStyle w:val="Hyperlink"/>
-            <w:lang w:val="es-419"/>
-          </w:rPr>
-          <w:t>e</w:t>
-        </w:r>
-        <w:r>
-          <w:rPr>
-            <w:rStyle w:val="Hyperlink"/>
-            <w:lang w:val="es-419"/>
-          </w:rPr>
-          <w:t>feren/You%20Must%20Read%20This/herrmann-thoni-gachter.pdf</w:t>
+          <w:t>https://www.umass.edu/preferen/You%20Must%20Read%20This/herrmann-thoni-gachter.pdf</w:t>
         </w:r>
       </w:hyperlink>
     </w:p>
@@ -400,6 +386,7 @@
       </w:pPr>
       <w:r>
         <w:rPr>
+          <w:noProof/>
           <w:lang w:val="es-419"/>
         </w:rPr>
         <w:lastRenderedPageBreak/>
@@ -497,14 +484,7 @@
           <w:highlight w:val="yellow"/>
           <w:lang w:val="es-419"/>
         </w:rPr>
-        <w:t>Estas diferencias pueden deberse al tamaño de la muestra</w:t>
-      </w:r>
-      <w:r>
-        <w:rPr>
-          <w:highlight w:val="yellow"/>
-          <w:lang w:val="es-419"/>
-        </w:rPr>
-        <w:t xml:space="preserve">, la cuantía del </w:t>
+        <w:t xml:space="preserve">Estas diferencias pueden deberse al tamaño de la muestra, la cuantía del </w:t>
       </w:r>
       <w:proofErr w:type="spellStart"/>
       <w:r>
@@ -577,14 +557,7 @@
           <w:highlight w:val="yellow"/>
           <w:lang w:val="es-419"/>
         </w:rPr>
-        <w:t>A</w:t>
-      </w:r>
-      <w:r>
-        <w:rPr>
-          <w:highlight w:val="yellow"/>
-          <w:lang w:val="es-419"/>
-        </w:rPr>
-        <w:t xml:space="preserve">lgunas diferencias pueden explicarse por aspectos del diseño experimental. En el estudio de Herrmann et al. (2008) los experimentos se realizaron con múltiples grupos y en diferentes países, con un número mayor de participantes, lo que genera resultados más estables y una disminución más gradual en las contribuciones. En cambio, el experimento realizado en clase tuvo un número menor de participantes y grupos, lo que puede producir variaciones más bruscas en el promedio de contribuciones entre rondas. Además, la magnitud de los incentivos monetarios puede influir en el comportamiento de los jugadores: si las unidades del experimento representan montos de dinero relativamente </w:t>
+        <w:t xml:space="preserve">Algunas diferencias pueden explicarse por aspectos del diseño experimental. En el estudio de Herrmann et al. (2008) los experimentos se realizaron con múltiples grupos y en diferentes países, con un número mayor de participantes, lo que genera resultados más estables y una disminución más gradual en las contribuciones. En cambio, el experimento realizado en clase tuvo un número menor de participantes y grupos, lo que puede producir variaciones más bruscas en el promedio de contribuciones entre rondas. Además, la magnitud de los incentivos monetarios puede influir en el comportamiento de los jugadores: si las unidades del experimento representan montos de dinero relativamente </w:t>
       </w:r>
       <w:r>
         <w:rPr>
@@ -647,13 +620,7 @@
           <w:lang w:val="es-419"/>
         </w:rPr>
         <w:br/>
-        <w:t>- Describe cualquier diferencia y similitud que observes en la contribución promedio a lo largo del tiempo en ambos</w:t>
-      </w:r>
-      <w:r>
-        <w:rPr>
-          <w:lang w:val="es-419"/>
-        </w:rPr>
-        <w:t xml:space="preserve"> experimentos.</w:t>
+        <w:t>- Describe cualquier diferencia y similitud que observes en la contribución promedio a lo largo del tiempo en ambos experimentos.</w:t>
       </w:r>
     </w:p>
     <w:p>
@@ -802,13 +769,7 @@
           <w:lang w:val="es-419"/>
         </w:rPr>
         <w:lastRenderedPageBreak/>
-        <w:t>P</w:t>
-      </w:r>
-      <w:r>
-        <w:rPr>
-          <w:lang w:val="es-419"/>
-        </w:rPr>
-        <w:t>2.2.2 Haz un gráfico de columnas mostrando la contribución promedio en el primer y último período para ambos experimentos.</w:t>
+        <w:t>P2.2.2 Haz un gráfico de columnas mostrando la contribución promedio en el primer y último período para ambos experimentos.</w:t>
       </w:r>
     </w:p>
     <w:p>
@@ -8134,6 +8095,8 @@
               <w:rPr>
                 <w:rFonts w:ascii="Aptos Narrow" w:eastAsia="Times New Roman" w:hAnsi="Aptos Narrow" w:cs="Times New Roman"/>
                 <w:color w:val="000000"/>
+                <w:sz w:val="18"/>
+                <w:szCs w:val="18"/>
                 <w:lang w:val="es-CO" w:eastAsia="es-CO"/>
               </w:rPr>
             </w:pPr>
@@ -8141,6 +8104,8 @@
               <w:rPr>
                 <w:rFonts w:ascii="Aptos Narrow" w:eastAsia="Times New Roman" w:hAnsi="Aptos Narrow" w:cs="Times New Roman"/>
                 <w:color w:val="000000"/>
+                <w:sz w:val="18"/>
+                <w:szCs w:val="18"/>
                 <w:lang w:val="es-CO" w:eastAsia="es-CO"/>
               </w:rPr>
               <w:t>Intento</w:t>
@@ -8158,6 +8123,8 @@
               <w:rPr>
                 <w:rFonts w:ascii="Aptos Narrow" w:eastAsia="Times New Roman" w:hAnsi="Aptos Narrow" w:cs="Times New Roman"/>
                 <w:color w:val="000000"/>
+                <w:sz w:val="18"/>
+                <w:szCs w:val="18"/>
                 <w:lang w:val="es-CO" w:eastAsia="es-CO"/>
               </w:rPr>
             </w:pPr>
@@ -8165,6 +8132,8 @@
               <w:rPr>
                 <w:rFonts w:ascii="Aptos Narrow" w:eastAsia="Times New Roman" w:hAnsi="Aptos Narrow" w:cs="Times New Roman"/>
                 <w:color w:val="000000"/>
+                <w:sz w:val="18"/>
+                <w:szCs w:val="18"/>
                 <w:lang w:val="es-CO" w:eastAsia="es-CO"/>
               </w:rPr>
               <w:t>First</w:t>
@@ -8182,6 +8151,8 @@
               <w:rPr>
                 <w:rFonts w:ascii="Aptos Narrow" w:eastAsia="Times New Roman" w:hAnsi="Aptos Narrow" w:cs="Times New Roman"/>
                 <w:color w:val="000000"/>
+                <w:sz w:val="18"/>
+                <w:szCs w:val="18"/>
                 <w:lang w:val="es-CO" w:eastAsia="es-CO"/>
               </w:rPr>
             </w:pPr>
@@ -8189,6 +8160,8 @@
               <w:rPr>
                 <w:rFonts w:ascii="Aptos Narrow" w:eastAsia="Times New Roman" w:hAnsi="Aptos Narrow" w:cs="Times New Roman"/>
                 <w:color w:val="000000"/>
+                <w:sz w:val="18"/>
+                <w:szCs w:val="18"/>
                 <w:lang w:val="es-CO" w:eastAsia="es-CO"/>
               </w:rPr>
               <w:t>Second</w:t>
@@ -8213,6 +8186,8 @@
               <w:rPr>
                 <w:rFonts w:ascii="Aptos Narrow" w:eastAsia="Times New Roman" w:hAnsi="Aptos Narrow" w:cs="Times New Roman"/>
                 <w:color w:val="000000"/>
+                <w:sz w:val="18"/>
+                <w:szCs w:val="18"/>
                 <w:lang w:val="es-CO" w:eastAsia="es-CO"/>
               </w:rPr>
             </w:pPr>
@@ -8220,6 +8195,8 @@
               <w:rPr>
                 <w:rFonts w:ascii="Aptos Narrow" w:eastAsia="Times New Roman" w:hAnsi="Aptos Narrow" w:cs="Times New Roman"/>
                 <w:color w:val="000000"/>
+                <w:sz w:val="18"/>
+                <w:szCs w:val="18"/>
                 <w:lang w:val="es-CO" w:eastAsia="es-CO"/>
               </w:rPr>
               <w:t>1</w:t>
@@ -8237,6 +8214,8 @@
               <w:rPr>
                 <w:rFonts w:ascii="Aptos Narrow" w:eastAsia="Times New Roman" w:hAnsi="Aptos Narrow" w:cs="Times New Roman"/>
                 <w:color w:val="000000"/>
+                <w:sz w:val="18"/>
+                <w:szCs w:val="18"/>
                 <w:lang w:val="es-CO" w:eastAsia="es-CO"/>
               </w:rPr>
             </w:pPr>
@@ -8244,6 +8223,8 @@
               <w:rPr>
                 <w:rFonts w:ascii="Aptos Narrow" w:eastAsia="Times New Roman" w:hAnsi="Aptos Narrow" w:cs="Times New Roman"/>
                 <w:color w:val="000000"/>
+                <w:sz w:val="18"/>
+                <w:szCs w:val="18"/>
                 <w:lang w:val="es-CO" w:eastAsia="es-CO"/>
               </w:rPr>
               <w:t>Sello</w:t>
@@ -8261,6 +8242,8 @@
               <w:rPr>
                 <w:rFonts w:ascii="Aptos Narrow" w:eastAsia="Times New Roman" w:hAnsi="Aptos Narrow" w:cs="Times New Roman"/>
                 <w:color w:val="000000"/>
+                <w:sz w:val="18"/>
+                <w:szCs w:val="18"/>
                 <w:lang w:val="es-CO" w:eastAsia="es-CO"/>
               </w:rPr>
             </w:pPr>
@@ -8268,6 +8251,8 @@
               <w:rPr>
                 <w:rFonts w:ascii="Aptos Narrow" w:eastAsia="Times New Roman" w:hAnsi="Aptos Narrow" w:cs="Times New Roman"/>
                 <w:color w:val="000000"/>
+                <w:sz w:val="18"/>
+                <w:szCs w:val="18"/>
                 <w:lang w:val="es-CO" w:eastAsia="es-CO"/>
               </w:rPr>
               <w:t>Cara</w:t>
@@ -8292,6 +8277,8 @@
               <w:rPr>
                 <w:rFonts w:ascii="Aptos Narrow" w:eastAsia="Times New Roman" w:hAnsi="Aptos Narrow" w:cs="Times New Roman"/>
                 <w:color w:val="000000"/>
+                <w:sz w:val="18"/>
+                <w:szCs w:val="18"/>
                 <w:lang w:val="es-CO" w:eastAsia="es-CO"/>
               </w:rPr>
             </w:pPr>
@@ -8299,6 +8286,8 @@
               <w:rPr>
                 <w:rFonts w:ascii="Aptos Narrow" w:eastAsia="Times New Roman" w:hAnsi="Aptos Narrow" w:cs="Times New Roman"/>
                 <w:color w:val="000000"/>
+                <w:sz w:val="18"/>
+                <w:szCs w:val="18"/>
                 <w:lang w:val="es-CO" w:eastAsia="es-CO"/>
               </w:rPr>
               <w:t>2</w:t>
@@ -8316,6 +8305,8 @@
               <w:rPr>
                 <w:rFonts w:ascii="Aptos Narrow" w:eastAsia="Times New Roman" w:hAnsi="Aptos Narrow" w:cs="Times New Roman"/>
                 <w:color w:val="000000"/>
+                <w:sz w:val="18"/>
+                <w:szCs w:val="18"/>
                 <w:lang w:val="es-CO" w:eastAsia="es-CO"/>
               </w:rPr>
             </w:pPr>
@@ -8323,6 +8314,8 @@
               <w:rPr>
                 <w:rFonts w:ascii="Aptos Narrow" w:eastAsia="Times New Roman" w:hAnsi="Aptos Narrow" w:cs="Times New Roman"/>
                 <w:color w:val="000000"/>
+                <w:sz w:val="18"/>
+                <w:szCs w:val="18"/>
                 <w:lang w:val="es-CO" w:eastAsia="es-CO"/>
               </w:rPr>
               <w:t>Sello</w:t>
@@ -8340,6 +8333,8 @@
               <w:rPr>
                 <w:rFonts w:ascii="Aptos Narrow" w:eastAsia="Times New Roman" w:hAnsi="Aptos Narrow" w:cs="Times New Roman"/>
                 <w:color w:val="000000"/>
+                <w:sz w:val="18"/>
+                <w:szCs w:val="18"/>
                 <w:lang w:val="es-CO" w:eastAsia="es-CO"/>
               </w:rPr>
             </w:pPr>
@@ -8347,6 +8342,8 @@
               <w:rPr>
                 <w:rFonts w:ascii="Aptos Narrow" w:eastAsia="Times New Roman" w:hAnsi="Aptos Narrow" w:cs="Times New Roman"/>
                 <w:color w:val="000000"/>
+                <w:sz w:val="18"/>
+                <w:szCs w:val="18"/>
                 <w:lang w:val="es-CO" w:eastAsia="es-CO"/>
               </w:rPr>
               <w:t>Sello</w:t>
@@ -8371,6 +8368,8 @@
               <w:rPr>
                 <w:rFonts w:ascii="Aptos Narrow" w:eastAsia="Times New Roman" w:hAnsi="Aptos Narrow" w:cs="Times New Roman"/>
                 <w:color w:val="000000"/>
+                <w:sz w:val="18"/>
+                <w:szCs w:val="18"/>
                 <w:lang w:val="es-CO" w:eastAsia="es-CO"/>
               </w:rPr>
             </w:pPr>
@@ -8378,6 +8377,8 @@
               <w:rPr>
                 <w:rFonts w:ascii="Aptos Narrow" w:eastAsia="Times New Roman" w:hAnsi="Aptos Narrow" w:cs="Times New Roman"/>
                 <w:color w:val="000000"/>
+                <w:sz w:val="18"/>
+                <w:szCs w:val="18"/>
                 <w:lang w:val="es-CO" w:eastAsia="es-CO"/>
               </w:rPr>
               <w:t>3</w:t>
@@ -8395,6 +8396,8 @@
               <w:rPr>
                 <w:rFonts w:ascii="Aptos Narrow" w:eastAsia="Times New Roman" w:hAnsi="Aptos Narrow" w:cs="Times New Roman"/>
                 <w:color w:val="000000"/>
+                <w:sz w:val="18"/>
+                <w:szCs w:val="18"/>
                 <w:lang w:val="es-CO" w:eastAsia="es-CO"/>
               </w:rPr>
             </w:pPr>
@@ -8402,6 +8405,8 @@
               <w:rPr>
                 <w:rFonts w:ascii="Aptos Narrow" w:eastAsia="Times New Roman" w:hAnsi="Aptos Narrow" w:cs="Times New Roman"/>
                 <w:color w:val="000000"/>
+                <w:sz w:val="18"/>
+                <w:szCs w:val="18"/>
                 <w:lang w:val="es-CO" w:eastAsia="es-CO"/>
               </w:rPr>
               <w:t>Cara</w:t>
@@ -8419,6 +8424,8 @@
               <w:rPr>
                 <w:rFonts w:ascii="Aptos Narrow" w:eastAsia="Times New Roman" w:hAnsi="Aptos Narrow" w:cs="Times New Roman"/>
                 <w:color w:val="000000"/>
+                <w:sz w:val="18"/>
+                <w:szCs w:val="18"/>
                 <w:lang w:val="es-CO" w:eastAsia="es-CO"/>
               </w:rPr>
             </w:pPr>
@@ -8426,6 +8433,8 @@
               <w:rPr>
                 <w:rFonts w:ascii="Aptos Narrow" w:eastAsia="Times New Roman" w:hAnsi="Aptos Narrow" w:cs="Times New Roman"/>
                 <w:color w:val="000000"/>
+                <w:sz w:val="18"/>
+                <w:szCs w:val="18"/>
                 <w:lang w:val="es-CO" w:eastAsia="es-CO"/>
               </w:rPr>
               <w:t>Sello</w:t>
@@ -8450,6 +8459,8 @@
               <w:rPr>
                 <w:rFonts w:ascii="Aptos Narrow" w:eastAsia="Times New Roman" w:hAnsi="Aptos Narrow" w:cs="Times New Roman"/>
                 <w:color w:val="000000"/>
+                <w:sz w:val="18"/>
+                <w:szCs w:val="18"/>
                 <w:lang w:val="es-CO" w:eastAsia="es-CO"/>
               </w:rPr>
             </w:pPr>
@@ -8457,6 +8468,8 @@
               <w:rPr>
                 <w:rFonts w:ascii="Aptos Narrow" w:eastAsia="Times New Roman" w:hAnsi="Aptos Narrow" w:cs="Times New Roman"/>
                 <w:color w:val="000000"/>
+                <w:sz w:val="18"/>
+                <w:szCs w:val="18"/>
                 <w:lang w:val="es-CO" w:eastAsia="es-CO"/>
               </w:rPr>
               <w:t>4</w:t>
@@ -8474,6 +8487,8 @@
               <w:rPr>
                 <w:rFonts w:ascii="Aptos Narrow" w:eastAsia="Times New Roman" w:hAnsi="Aptos Narrow" w:cs="Times New Roman"/>
                 <w:color w:val="000000"/>
+                <w:sz w:val="18"/>
+                <w:szCs w:val="18"/>
                 <w:lang w:val="es-CO" w:eastAsia="es-CO"/>
               </w:rPr>
             </w:pPr>
@@ -8481,6 +8496,8 @@
               <w:rPr>
                 <w:rFonts w:ascii="Aptos Narrow" w:eastAsia="Times New Roman" w:hAnsi="Aptos Narrow" w:cs="Times New Roman"/>
                 <w:color w:val="000000"/>
+                <w:sz w:val="18"/>
+                <w:szCs w:val="18"/>
                 <w:lang w:val="es-CO" w:eastAsia="es-CO"/>
               </w:rPr>
               <w:t>Cara</w:t>
@@ -8498,6 +8515,8 @@
               <w:rPr>
                 <w:rFonts w:ascii="Aptos Narrow" w:eastAsia="Times New Roman" w:hAnsi="Aptos Narrow" w:cs="Times New Roman"/>
                 <w:color w:val="000000"/>
+                <w:sz w:val="18"/>
+                <w:szCs w:val="18"/>
                 <w:lang w:val="es-CO" w:eastAsia="es-CO"/>
               </w:rPr>
             </w:pPr>
@@ -8505,6 +8524,8 @@
               <w:rPr>
                 <w:rFonts w:ascii="Aptos Narrow" w:eastAsia="Times New Roman" w:hAnsi="Aptos Narrow" w:cs="Times New Roman"/>
                 <w:color w:val="000000"/>
+                <w:sz w:val="18"/>
+                <w:szCs w:val="18"/>
                 <w:lang w:val="es-CO" w:eastAsia="es-CO"/>
               </w:rPr>
               <w:t>Sello</w:t>
@@ -8529,6 +8550,8 @@
               <w:rPr>
                 <w:rFonts w:ascii="Aptos Narrow" w:eastAsia="Times New Roman" w:hAnsi="Aptos Narrow" w:cs="Times New Roman"/>
                 <w:color w:val="000000"/>
+                <w:sz w:val="18"/>
+                <w:szCs w:val="18"/>
                 <w:lang w:val="es-CO" w:eastAsia="es-CO"/>
               </w:rPr>
             </w:pPr>
@@ -8536,6 +8559,8 @@
               <w:rPr>
                 <w:rFonts w:ascii="Aptos Narrow" w:eastAsia="Times New Roman" w:hAnsi="Aptos Narrow" w:cs="Times New Roman"/>
                 <w:color w:val="000000"/>
+                <w:sz w:val="18"/>
+                <w:szCs w:val="18"/>
                 <w:lang w:val="es-CO" w:eastAsia="es-CO"/>
               </w:rPr>
               <w:t>5</w:t>
@@ -8553,6 +8578,8 @@
               <w:rPr>
                 <w:rFonts w:ascii="Aptos Narrow" w:eastAsia="Times New Roman" w:hAnsi="Aptos Narrow" w:cs="Times New Roman"/>
                 <w:color w:val="000000"/>
+                <w:sz w:val="18"/>
+                <w:szCs w:val="18"/>
                 <w:lang w:val="es-CO" w:eastAsia="es-CO"/>
               </w:rPr>
             </w:pPr>
@@ -8560,6 +8587,8 @@
               <w:rPr>
                 <w:rFonts w:ascii="Aptos Narrow" w:eastAsia="Times New Roman" w:hAnsi="Aptos Narrow" w:cs="Times New Roman"/>
                 <w:color w:val="000000"/>
+                <w:sz w:val="18"/>
+                <w:szCs w:val="18"/>
                 <w:lang w:val="es-CO" w:eastAsia="es-CO"/>
               </w:rPr>
               <w:t>Sello</w:t>
@@ -8577,6 +8606,8 @@
               <w:rPr>
                 <w:rFonts w:ascii="Aptos Narrow" w:eastAsia="Times New Roman" w:hAnsi="Aptos Narrow" w:cs="Times New Roman"/>
                 <w:color w:val="000000"/>
+                <w:sz w:val="18"/>
+                <w:szCs w:val="18"/>
                 <w:lang w:val="es-CO" w:eastAsia="es-CO"/>
               </w:rPr>
             </w:pPr>
@@ -8584,6 +8615,8 @@
               <w:rPr>
                 <w:rFonts w:ascii="Aptos Narrow" w:eastAsia="Times New Roman" w:hAnsi="Aptos Narrow" w:cs="Times New Roman"/>
                 <w:color w:val="000000"/>
+                <w:sz w:val="18"/>
+                <w:szCs w:val="18"/>
                 <w:lang w:val="es-CO" w:eastAsia="es-CO"/>
               </w:rPr>
               <w:t>Cara</w:t>
@@ -8608,6 +8641,8 @@
               <w:rPr>
                 <w:rFonts w:ascii="Aptos Narrow" w:eastAsia="Times New Roman" w:hAnsi="Aptos Narrow" w:cs="Times New Roman"/>
                 <w:color w:val="000000"/>
+                <w:sz w:val="18"/>
+                <w:szCs w:val="18"/>
                 <w:lang w:val="es-CO" w:eastAsia="es-CO"/>
               </w:rPr>
             </w:pPr>
@@ -8615,6 +8650,8 @@
               <w:rPr>
                 <w:rFonts w:ascii="Aptos Narrow" w:eastAsia="Times New Roman" w:hAnsi="Aptos Narrow" w:cs="Times New Roman"/>
                 <w:color w:val="000000"/>
+                <w:sz w:val="18"/>
+                <w:szCs w:val="18"/>
                 <w:lang w:val="es-CO" w:eastAsia="es-CO"/>
               </w:rPr>
               <w:t>6</w:t>
@@ -8632,6 +8669,8 @@
               <w:rPr>
                 <w:rFonts w:ascii="Aptos Narrow" w:eastAsia="Times New Roman" w:hAnsi="Aptos Narrow" w:cs="Times New Roman"/>
                 <w:color w:val="000000"/>
+                <w:sz w:val="18"/>
+                <w:szCs w:val="18"/>
                 <w:lang w:val="es-CO" w:eastAsia="es-CO"/>
               </w:rPr>
             </w:pPr>
@@ -8639,6 +8678,8 @@
               <w:rPr>
                 <w:rFonts w:ascii="Aptos Narrow" w:eastAsia="Times New Roman" w:hAnsi="Aptos Narrow" w:cs="Times New Roman"/>
                 <w:color w:val="000000"/>
+                <w:sz w:val="18"/>
+                <w:szCs w:val="18"/>
                 <w:lang w:val="es-CO" w:eastAsia="es-CO"/>
               </w:rPr>
               <w:t>Cara</w:t>
@@ -8656,6 +8697,8 @@
               <w:rPr>
                 <w:rFonts w:ascii="Aptos Narrow" w:eastAsia="Times New Roman" w:hAnsi="Aptos Narrow" w:cs="Times New Roman"/>
                 <w:color w:val="000000"/>
+                <w:sz w:val="18"/>
+                <w:szCs w:val="18"/>
                 <w:lang w:val="es-CO" w:eastAsia="es-CO"/>
               </w:rPr>
             </w:pPr>
@@ -8663,6 +8706,8 @@
               <w:rPr>
                 <w:rFonts w:ascii="Aptos Narrow" w:eastAsia="Times New Roman" w:hAnsi="Aptos Narrow" w:cs="Times New Roman"/>
                 <w:color w:val="000000"/>
+                <w:sz w:val="18"/>
+                <w:szCs w:val="18"/>
                 <w:lang w:val="es-CO" w:eastAsia="es-CO"/>
               </w:rPr>
               <w:t>Sello</w:t>
@@ -8673,15 +8718,25 @@
     </w:tbl>
     <w:p>
       <w:pPr>
+        <w:spacing w:before="240"/>
         <w:rPr>
+          <w:highlight w:val="yellow"/>
           <w:lang w:val="es-419"/>
         </w:rPr>
       </w:pPr>
       <w:r>
         <w:rPr>
+          <w:highlight w:val="yellow"/>
           <w:lang w:val="es-419"/>
         </w:rPr>
-        <w:t>Al comparar ambos intentos, no se obtuvo el mismo número de caras: en el primero hubo 3 caras, mientras que en el segundo hubo 2. Además, la secuencia de resultados tampoco fue la misma en ambos casos.</w:t>
+        <w:t>A</w:t>
+      </w:r>
+      <w:r>
+        <w:rPr>
+          <w:highlight w:val="yellow"/>
+          <w:lang w:val="es-419"/>
+        </w:rPr>
+        <w:t>l comparar ambos intentos, no se obtuvo el mismo número de caras: en el primero hubo 3 caras, mientras que en el segundo hubo 2. Además, la secuencia de resultados tampoco fue la misma en ambos casos.</w:t>
       </w:r>
     </w:p>
     <w:p>
@@ -8692,6 +8747,7 @@
       </w:pPr>
       <w:r>
         <w:rPr>
+          <w:highlight w:val="yellow"/>
           <w:lang w:val="es-419"/>
         </w:rPr>
         <w:t>Esto muestra que, incluso bajo las mismas condiciones (</w:t>
@@ -8699,6 +8755,7 @@
       <w:proofErr w:type="gramStart"/>
       <w:r>
         <w:rPr>
+          <w:highlight w:val="yellow"/>
           <w:lang w:val="es-419"/>
         </w:rPr>
         <w:t>misma moneda y misma mano</w:t>
@@ -8706,21 +8763,10 @@
       <w:proofErr w:type="gramEnd"/>
       <w:r>
         <w:rPr>
+          <w:highlight w:val="yellow"/>
           <w:lang w:val="es-419"/>
         </w:rPr>
-        <w:t xml:space="preserve">), los resultados pueden variar </w:t>
-      </w:r>
-      <w:r>
-        <w:rPr>
-          <w:lang w:val="es-419"/>
-        </w:rPr>
-        <w:t>por cuestión de</w:t>
-      </w:r>
-      <w:r>
-        <w:rPr>
-          <w:lang w:val="es-419"/>
-        </w:rPr>
-        <w:t xml:space="preserve"> azar.</w:t>
+        <w:t>), los resultados pueden variar por cuestión de azar.</w:t>
       </w:r>
     </w:p>
     <w:p>
@@ -8770,9 +8816,9 @@
           <w:lang w:val="es-419"/>
         </w:rPr>
         <w:drawing>
-          <wp:inline distT="0" distB="0" distL="0" distR="0" wp14:anchorId="02ED53A9" wp14:editId="472949FB">
-            <wp:extent cx="4257675" cy="2165926"/>
-            <wp:effectExtent l="0" t="0" r="0" b="6350"/>
+          <wp:inline distT="0" distB="0" distL="0" distR="0" wp14:anchorId="02ED53A9" wp14:editId="26D879E4">
+            <wp:extent cx="3954463" cy="2011680"/>
+            <wp:effectExtent l="0" t="0" r="8255" b="7620"/>
             <wp:docPr id="947477980" name="Picture 7"/>
             <wp:cNvGraphicFramePr>
               <a:graphicFrameLocks xmlns:a="http://schemas.openxmlformats.org/drawingml/2006/main" noChangeAspect="1"/>
@@ -8802,7 +8848,7 @@
                   <pic:spPr bwMode="auto">
                     <a:xfrm>
                       <a:off x="0" y="0"/>
-                      <a:ext cx="4257675" cy="2165926"/>
+                      <a:ext cx="3954463" cy="2011680"/>
                     </a:xfrm>
                     <a:prstGeom prst="rect">
                       <a:avLst/>
@@ -8830,13 +8876,7 @@
           <w:lang w:val="es-419"/>
         </w:rPr>
         <w:lastRenderedPageBreak/>
-        <w:t>- ¿Qué nos dice este valor p sobre la diferencia de medias en el Período 1</w:t>
-      </w:r>
-      <w:r>
-        <w:rPr>
-          <w:lang w:val="es-419"/>
-        </w:rPr>
-        <w:t>?</w:t>
+        <w:t>- ¿Qué nos dice este valor p sobre la diferencia de medias en el Período 1?</w:t>
       </w:r>
     </w:p>
     <w:p>
@@ -8850,21 +8890,7 @@
           <w:highlight w:val="yellow"/>
           <w:lang w:val="es-419"/>
         </w:rPr>
-        <w:t>El valor p obtenido es aproximadamente 0.95, lo cual es bastante alto. Esto indica que no hay evidencia estadísticamente significativa para rechazar la hipótesis nula de igualdad de medias entre ambos experimentos en el Período 1.</w:t>
-      </w:r>
-      <w:r>
-        <w:rPr>
-          <w:highlight w:val="yellow"/>
-          <w:lang w:val="es-419"/>
-        </w:rPr>
-        <w:t xml:space="preserve"> Por tanto, </w:t>
-      </w:r>
-      <w:r>
-        <w:rPr>
-          <w:highlight w:val="yellow"/>
-          <w:lang w:val="es-419"/>
-        </w:rPr>
-        <w:t>diferencia observada en las contribuciones promedio iniciales puede explicarse por el azar, por lo que se puede considerar que ambos grupos empiezan en condiciones similares.</w:t>
+        <w:t>El valor p obtenido es aproximadamente 0.95, lo cual es bastante alto. Esto indica que no hay evidencia estadísticamente significativa para rechazar la hipótesis nula de igualdad de medias entre ambos experimentos en el Período 1. Por tanto, diferencia observada en las contribuciones promedio iniciales puede explicarse por el azar, por lo que se puede considerar que ambos grupos empiezan en condiciones similares.</w:t>
       </w:r>
     </w:p>
     <w:p>
@@ -8914,9 +8940,9 @@
           <w:lang w:val="es-419"/>
         </w:rPr>
         <w:drawing>
-          <wp:inline distT="0" distB="0" distL="0" distR="0" wp14:anchorId="2DE67D82" wp14:editId="261CCE9E">
-            <wp:extent cx="5158084" cy="2628900"/>
-            <wp:effectExtent l="0" t="0" r="5080" b="0"/>
+          <wp:inline distT="0" distB="0" distL="0" distR="0" wp14:anchorId="2DE67D82" wp14:editId="4D2578F5">
+            <wp:extent cx="4434840" cy="2260288"/>
+            <wp:effectExtent l="0" t="0" r="3810" b="6985"/>
             <wp:docPr id="654935139" name="Picture 8"/>
             <wp:cNvGraphicFramePr>
               <a:graphicFrameLocks xmlns:a="http://schemas.openxmlformats.org/drawingml/2006/main" noChangeAspect="1"/>
@@ -8946,7 +8972,7 @@
                   <pic:spPr bwMode="auto">
                     <a:xfrm>
                       <a:off x="0" y="0"/>
-                      <a:ext cx="5177835" cy="2638967"/>
+                      <a:ext cx="4461985" cy="2274123"/>
                     </a:xfrm>
                     <a:prstGeom prst="rect">
                       <a:avLst/>
@@ -8987,21 +9013,7 @@
           <w:highlight w:val="yellow"/>
           <w:lang w:val="es-419"/>
         </w:rPr>
-        <w:t>El valor p obtenido es prácticamente 0, lo que indica que la diferencia de medias entre ambos experimentos en el Período 10 es estadísticamente significativa. En este caso, se rechaza la hipótesis nula de igualdad de medias.</w:t>
-      </w:r>
-      <w:r>
-        <w:rPr>
-          <w:highlight w:val="yellow"/>
-          <w:lang w:val="es-419"/>
-        </w:rPr>
-        <w:t xml:space="preserve"> </w:t>
-      </w:r>
-      <w:r>
-        <w:rPr>
-          <w:highlight w:val="yellow"/>
-          <w:lang w:val="es-419"/>
-        </w:rPr>
-        <w:t>Esto sugiere que el castigo tiene un efecto real sobre el comportamiento de los participantes, ya que en el experimento con castigo las contribuciones se mantienen significativamente más altas que en el experimento sin castigo.</w:t>
+        <w:t>El valor p obtenido es prácticamente 0, lo que indica que la diferencia de medias entre ambos experimentos en el Período 10 es estadísticamente significativa. En este caso, se rechaza la hipótesis nula de igualdad de medias. Esto sugiere que el castigo tiene un efecto real sobre el comportamiento de los participantes, ya que en el experimento con castigo las contribuciones se mantienen significativamente más altas que en el experimento sin castigo.</w:t>
       </w:r>
     </w:p>
     <w:p>
@@ -9300,21 +9312,7 @@
           <w:highlight w:val="yellow"/>
           <w:lang w:val="es-419"/>
         </w:rPr>
-        <w:t>Los experimentos de laboratorio, aunque permiten identificar relaciones causales de forma clara (alta validez interna), presentan varias limitaciones importantes: primero, problemas de validez externa, ya que los resultados no siempre se generalizan al mundo real; segundo, la artificialidad del entorno, que simplifica demasiado las interacciones y deja por fuera factores como normas sociales o reputación; tercero, posibles efectos de demanda, donde los participantes ajustan su comportamiento a lo que creen que espera el experimentador; cuarto, la dependencia del contexto, ya que comportamientos como altruismo o castigo pueden variar según el diseño</w:t>
-      </w:r>
-      <w:r>
-        <w:rPr>
-          <w:highlight w:val="yellow"/>
-          <w:lang w:val="es-419"/>
-        </w:rPr>
-        <w:t xml:space="preserve"> o ser inducidos</w:t>
-      </w:r>
-      <w:r>
-        <w:rPr>
-          <w:highlight w:val="yellow"/>
-          <w:lang w:val="es-419"/>
-        </w:rPr>
-        <w:t>; y quinto, efectos de aprendizaje y repetición, que pueden distorsionar las decisiones frente a situaciones reales. Estas limitaciones sugieren que los experimentos deben complementarse con otros métodos y diseños más realistas para fortalecer sus conclusiones.</w:t>
+        <w:t>Los experimentos de laboratorio, aunque permiten identificar relaciones causales de forma clara (alta validez interna), presentan varias limitaciones importantes: primero, problemas de validez externa, ya que los resultados no siempre se generalizan al mundo real; segundo, la artificialidad del entorno, que simplifica demasiado las interacciones y deja por fuera factores como normas sociales o reputación; tercero, posibles efectos de demanda, donde los participantes ajustan su comportamiento a lo que creen que espera el experimentador; cuarto, la dependencia del contexto, ya que comportamientos como altruismo o castigo pueden variar según el diseño o ser inducidos; y quinto, efectos de aprendizaje y repetición, que pueden distorsionar las decisiones frente a situaciones reales. Estas limitaciones sugieren que los experimentos deben complementarse con otros métodos y diseños más realistas para fortalecer sus conclusiones.</w:t>
       </w:r>
     </w:p>
     <w:p>
@@ -10256,6 +10254,7 @@
   <w:style w:type="character" w:default="1" w:styleId="DefaultParagraphFont">
     <w:name w:val="Default Paragraph Font"/>
     <w:uiPriority w:val="1"/>
+    <w:semiHidden/>
     <w:unhideWhenUsed/>
   </w:style>
   <w:style w:type="table" w:default="1" w:styleId="TableNormal">
